--- a/docs/Техническое_задание_Спортивный_клуб.docx
+++ b/docs/Техническое_задание_Спортивный_клуб.docx
@@ -103,7 +103,6 @@
           <w:b/>
           <w:i w:val="0"/>
         </w:rPr>
-        <w:t>по ГОСТ 19.201-78 (ЕСПД)</w:t>
       </w:r>
     </w:p>
     <w:p>
@@ -337,7 +336,7 @@
           <w:b w:val="0"/>
           <w:i w:val="0"/>
         </w:rPr>
-        <w:t>Наименование: информационная система «Спортивный клуб» (далее — Система). Условное обозначение: SportClub. Основание для названия — тема курсового проекта «Разработка информационной системы учёта занятий и посещаемости спортивного клуба».</w:t>
+        <w:t>Информационная система «Спортивный клуб» (далее — Система). Тема курсового проекта: «Разработка информационной системы учёта занятий и посещаемости спортивного клуба».</w:t>
       </w:r>
     </w:p>
     <w:p>
@@ -358,7 +357,7 @@
           <w:b w:val="0"/>
           <w:i w:val="0"/>
         </w:rPr>
-        <w:t>Система предназначена для администраторов и операторов спортивного клуба и автоматизирует учёт клиентов, предварительную запись на занятия, формирование расписания тренеров и клиентов, регистрацию посещений и расчёт стоимости занятий для каждого клиента с учётом скидки по абонементу.</w:t>
+        <w:t>Система нужна администраторам и операторам спортивного клуба. Она ведёт учёт клиентов, запись на занятия и посещения, строит расписание и считает стоимость занятий клиента с учётом скидки по абонементу.</w:t>
       </w:r>
     </w:p>
     <w:p>
@@ -379,7 +378,7 @@
           <w:b w:val="0"/>
           <w:i w:val="0"/>
         </w:rPr>
-        <w:t>Основанием для разработки является задание на курсовой проект по дисциплине «Разработка программных модулей» (вариант 10 «Спортивный клуб»), выданное руководителем курсового проекта Евдошенко Н. И. Разработка ведётся студентом группы о-П 1125 Узаловым Г. И.</w:t>
+        <w:t>Система разрабатывается по заданию на курсовой проект по дисциплине «Разработка программных модулей», вариант 10 «Спортивный клуб». Руководитель — Евдошенко Н. И., исполнитель — студент группы о-П 1125 Узалов Г. И.</w:t>
       </w:r>
     </w:p>
     <w:p>
@@ -408,7 +407,7 @@
           <w:b w:val="0"/>
           <w:i w:val="0"/>
         </w:rPr>
-        <w:t>Система обеспечивает ведение картотеки клиентов, секций, тренеров и залов; запись клиентов в группы занятий с контролем наполняемости; регистрацию посещений; оформление абонементов со скидкой; получение сводных данных по группам и составу клиентов; печать расписания зала.</w:t>
+        <w:t>Система хранит данные о клиентах, секциях, тренерах и залах, записывает клиентов в группы (в группе не больше 10 человек), отмечает посещения, оформляет абонементы со скидкой, выдаёт сводные данные по группам и клиентам и печатает расписание зала.</w:t>
       </w:r>
     </w:p>
     <w:p>
@@ -429,7 +428,7 @@
           <w:b w:val="0"/>
           <w:i w:val="0"/>
         </w:rPr>
-        <w:t>Система эксплуатируется в одном помещении клуба на одном рабочем месте администратора (веб-интерфейс на локальном компьютере или в локальной сети). Одновременная работа нескольких операторов допускается в пределах возможностей СУБД SQLite.</w:t>
+        <w:t>Система работает в одном клубе: веб-интерфейс открывается на компьютере администратора или по локальной сети. Несколько операторов могут работать одновременно в пределах возможностей SQLite.</w:t>
       </w:r>
     </w:p>
     <w:p>
@@ -459,7 +458,7 @@
           <w:b w:val="0"/>
           <w:i w:val="0"/>
         </w:rPr>
-        <w:t>Система должна обеспечивать выполнение функций, перечисленных в таблице 1. В последнем столбце указан статус реализации на момент сдачи проекта.</w:t>
+        <w:t>Система должна выполнять функции из таблицы 1. В последнем столбце указано, что из этого реализовано на момент сдачи.</w:t>
       </w:r>
     </w:p>
     <w:p>
@@ -1715,7 +1714,7 @@
           <w:b w:val="0"/>
           <w:i w:val="0"/>
         </w:rPr>
-        <w:t>База данных должна быть реализована в СУБД SQLite и содержать отношения, указанные в таблице 2. Ссылочная целостность обеспечивается внешними ключами; недопустимые данные отсекаются ограничениями уровня СУБД.</w:t>
+        <w:t>База данных создаётся в SQLite и содержит таблицы из таблицы 2. Связи задаются внешними ключами, а неверные данные отсекаются ограничениями самой БД.</w:t>
       </w:r>
     </w:p>
     <w:p>
@@ -2304,7 +2303,7 @@
         <w:jc w:val="both"/>
       </w:pPr>
       <w:r>
-        <w:t>Формирование значений первичных ключей выполняется СУБД автоматически (автоинкремент) — аналог триггера-генератора.</w:t>
+        <w:t>Значения первичных ключей генерирует сама СУБД (автоинкремент), это заменяет триггер-генератор.</w:t>
       </w:r>
     </w:p>
     <w:p>
@@ -2314,7 +2313,7 @@
         <w:jc w:val="both"/>
       </w:pPr>
       <w:r>
-        <w:t>Триггер «длительность по умолчанию»: при вставке или изменении группы без указанной длительности занятия устанавливается значение 60 минут.</w:t>
+        <w:t>Триггер «длительность по умолчанию»: если при добавлении или изменении группы длительность не указана, ставится 60 минут.</w:t>
       </w:r>
     </w:p>
     <w:p>
@@ -2324,7 +2323,7 @@
         <w:jc w:val="both"/>
       </w:pPr>
       <w:r>
-        <w:t>Триггер «лимит группы»: операция вставки или изменения записи, приводящая к 11-му действующему участнику группы, отклоняется с сообщением «В группе уже 10 человек». Отменённые записи место в группе не занимают.</w:t>
+        <w:t>Триггер «лимит группы»: запись, из-за которой в группе окажется 11 человек, не сохраняется, выводится сообщение «В группе уже 10 человек». Отменённые записи место не занимают.</w:t>
       </w:r>
     </w:p>
     <w:p>
@@ -2342,7 +2341,7 @@
         <w:jc w:val="both"/>
       </w:pPr>
       <w:r>
-        <w:t>Веб-интерфейс на русском языке, работающий в современных браузерах без установки дополнительного ПО.</w:t>
+        <w:t>Веб-интерфейс на русском языке, работает в обычном браузере.</w:t>
       </w:r>
     </w:p>
     <w:p>
@@ -2352,7 +2351,7 @@
         <w:jc w:val="both"/>
       </w:pPr>
       <w:r>
-        <w:t>Единое боковое меню; состав пунктов зависит от роли пользователя.</w:t>
+        <w:t>Боковое меню; набор пунктов зависит от роли.</w:t>
       </w:r>
     </w:p>
     <w:p>
@@ -2362,7 +2361,7 @@
         <w:jc w:val="both"/>
       </w:pPr>
       <w:r>
-        <w:t>Для каждой таблицы предметной области — формы просмотра (с постраничным выводом), добавления, редактирования и удаления.</w:t>
+        <w:t>Для каждой таблицы есть просмотр (постранично), добавление, редактирование и удаление.</w:t>
       </w:r>
     </w:p>
     <w:p>
@@ -2372,7 +2371,7 @@
         <w:jc w:val="both"/>
       </w:pPr>
       <w:r>
-        <w:t>Ошибки ввода и нарушения ограничений отображаются в форме понятным сообщением.</w:t>
+        <w:t>Ошибки ввода показываются в форме понятным сообщением.</w:t>
       </w:r>
     </w:p>
     <w:p>
@@ -2382,7 +2381,7 @@
         <w:jc w:val="both"/>
       </w:pPr>
       <w:r>
-        <w:t>Страницы запросов и выходной документ должны быть оформлены для печати (скрытие элементов навигации).</w:t>
+        <w:t>Запросы и выходной документ можно распечатать (меню при печати скрывается).</w:t>
       </w:r>
     </w:p>
     <w:p>
@@ -2709,7 +2708,7 @@
           <w:b w:val="0"/>
           <w:i w:val="0"/>
         </w:rPr>
-        <w:t>Права проверяются на сервере; при нарушении возвращается ответ 403. Пароли хранятся только в виде хешей.</w:t>
+        <w:t>Права проверяются на сервере, при нарушении выдаётся ошибка 403. Пароли хранятся в виде хешей.</w:t>
       </w:r>
     </w:p>
     <w:p>
@@ -2727,7 +2726,7 @@
         <w:jc w:val="both"/>
       </w:pPr>
       <w:r>
-        <w:t>Целостность данных обеспечивается ограничениями СУБД независимо от интерфейса.</w:t>
+        <w:t>Целостность данных обеспечивают ограничения самой БД.</w:t>
       </w:r>
     </w:p>
     <w:p>
@@ -2737,7 +2736,7 @@
         <w:jc w:val="both"/>
       </w:pPr>
       <w:r>
-        <w:t>Приложение защищено от CSRF, XSS и SQL-инъекций средствами фреймворка Django.</w:t>
+        <w:t>Защиту от CSRF, XSS и SQL-инъекций даёт Django.</w:t>
       </w:r>
     </w:p>
     <w:p>
@@ -2747,7 +2746,7 @@
         <w:jc w:val="both"/>
       </w:pPr>
       <w:r>
-        <w:t>Удаление данных, на которые ссылаются другие записи, защищено (PROTECT) или выполняется каскадно по описанным правилам.</w:t>
+        <w:t>Нельзя удалить секцию, тренера или зал, если на них ссылаются группы.</w:t>
       </w:r>
     </w:p>
     <w:p>
@@ -2765,7 +2764,7 @@
         <w:jc w:val="both"/>
       </w:pPr>
       <w:r>
-        <w:t>Операционная система: Windows, macOS или Linux.</w:t>
+        <w:t>ОС: Windows, macOS или Linux.</w:t>
       </w:r>
     </w:p>
     <w:p>
@@ -2785,7 +2784,7 @@
         <w:jc w:val="both"/>
       </w:pPr>
       <w:r>
-        <w:t>Оперативная память не менее 512 МБ, свободное место на диске не менее 200 МБ.</w:t>
+        <w:t>Оперативная память от 512 МБ, свободного места на диске от 200 МБ.</w:t>
       </w:r>
     </w:p>
     <w:p>
@@ -2795,7 +2794,7 @@
         <w:jc w:val="both"/>
       </w:pPr>
       <w:r>
-        <w:t>Браузер: актуальные версии Chrome, Firefox, Safari, Edge.</w:t>
+        <w:t>Браузер: Chrome, Firefox, Safari или Edge.</w:t>
       </w:r>
     </w:p>
     <w:p>
@@ -2816,7 +2815,7 @@
           <w:b w:val="0"/>
           <w:i w:val="0"/>
         </w:rPr>
-        <w:t>В составе документации должны быть представлены: техническое задание; пояснительная записка курсового проекта; руководство пользователя со скриншотами; файл README с инструкцией по запуску; презентация для защиты проекта.</w:t>
+        <w:t>К проекту прилагаются: техническое задание, пояснительная записка, руководство пользователя со скриншотами, README с инструкцией по запуску и презентация для защиты.</w:t>
       </w:r>
     </w:p>
     <w:p>
@@ -2837,7 +2836,7 @@
           <w:b w:val="0"/>
           <w:i w:val="0"/>
         </w:rPr>
-        <w:t>Система разрабатывается на свободном программном обеспечении (Python, Django, SQLite) и не требует лицензионных отчислений. Ожидаемый эффект: сокращение времени записи клиента и составления расписания, исключение переполнения групп и ошибок расчёта скидок.</w:t>
+        <w:t>Система написана на свободном ПО (Python, Django, SQLite), лицензии покупать не нужно. Ожидается, что запись клиентов и составление расписания станут быстрее, группы не будут переполняться, а скидки будут считаться без ошибок.</w:t>
       </w:r>
     </w:p>
     <w:p>
@@ -3196,7 +3195,7 @@
               <w:rPr>
                 <w:sz w:val="24"/>
               </w:rPr>
-              <w:t>58+ автотестов, GitHub Actions</w:t>
+              <w:t>63 автотеста, GitHub Actions</w:t>
             </w:r>
           </w:p>
         </w:tc>
@@ -3278,7 +3277,7 @@
           <w:b w:val="0"/>
           <w:i w:val="0"/>
         </w:rPr>
-        <w:t>Приёмка выполняется по таблице соответствия (приложение А): каждое требование проверяется автоматическим тестом и/или ручной проверкой в браузере. Система считается принятой, если все требования ФТ-1…ФТ-16 реализованы, автоматические тесты проходят успешно, покрытие кода тестами — не ниже 85 %.</w:t>
+        <w:t>Приёмка идёт по таблице соответствия (приложение А): каждое требование проверяется автотестом или вручную в браузере. Система принимается, если реализованы все требования ФТ-1…ФТ-16, тесты проходят и покрытие кода не ниже 85 %.</w:t>
       </w:r>
     </w:p>
     <w:p>
@@ -4246,7 +4245,7 @@
           <w:b w:val="0"/>
           <w:i w:val="0"/>
         </w:rPr>
-        <w:t>Итог проверки: автоматических тестов — 63, результат — OK, покрытие кода — свыше 90 %. Все требования ФТ-1…ФТ-16 реализованы.</w:t>
+        <w:t>Итог: 63 автоматических теста, все проходят, покрытие кода 98 %. Все требования ФТ-1…ФТ-16 реализованы.</w:t>
       </w:r>
     </w:p>
     <w:p>
